--- a/project running status.docx
+++ b/project running status.docx
@@ -4,14 +4,11 @@
   <w:body>
     <w:p>
       <w:r>
-        <w:rPr>
-          <w:noProof/>
-        </w:rPr>
         <w:drawing>
-          <wp:inline distT="0" distB="0" distL="0" distR="0">
+          <wp:inline distT="0" distB="0" distL="0" distR="0" wp14:anchorId="5AF655E6" wp14:editId="7CFE44D7">
             <wp:extent cx="8863330" cy="4985385"/>
-            <wp:effectExtent l="0" t="0" r="0" b="0"/>
-            <wp:docPr id="9" name="Picture 9" descr="A screenshot of a computer&#10;&#10;AI-generated content may be incorrect."/>
+            <wp:effectExtent l="0" t="0" r="0" b="5715"/>
+            <wp:docPr id="1" name="Picture 1"/>
             <wp:cNvGraphicFramePr>
               <a:graphicFrameLocks xmlns:a="http://schemas.openxmlformats.org/drawingml/2006/main" noChangeAspect="1"/>
             </wp:cNvGraphicFramePr>
@@ -19,17 +16,11 @@
               <a:graphicData uri="http://schemas.openxmlformats.org/drawingml/2006/picture">
                 <pic:pic xmlns:pic="http://schemas.openxmlformats.org/drawingml/2006/picture">
                   <pic:nvPicPr>
-                    <pic:cNvPr id="9" name="Picture 9" descr="A screenshot of a computer&#10;&#10;AI-generated content may be incorrect."/>
+                    <pic:cNvPr id="1" name=""/>
                     <pic:cNvPicPr/>
                   </pic:nvPicPr>
                   <pic:blipFill>
-                    <a:blip r:embed="rId4">
-                      <a:extLst>
-                        <a:ext uri="{28A0092B-C50C-407E-A947-70E740481C1C}">
-                          <a14:useLocalDpi xmlns:a14="http://schemas.microsoft.com/office/drawing/2010/main" val="0"/>
-                        </a:ext>
-                      </a:extLst>
-                    </a:blip>
+                    <a:blip r:embed="rId4"/>
                     <a:stretch>
                       <a:fillRect/>
                     </a:stretch>
@@ -49,16 +40,18 @@
           </wp:inline>
         </w:drawing>
       </w:r>
+    </w:p>
+    <w:p>
       <w:r>
         <w:rPr>
           <w:noProof/>
         </w:rPr>
         <w:lastRenderedPageBreak/>
         <w:drawing>
-          <wp:inline distT="0" distB="0" distL="0" distR="0">
+          <wp:inline distT="0" distB="0" distL="0" distR="0" wp14:anchorId="4A4B6A4B" wp14:editId="4A399CD5">
             <wp:extent cx="8863330" cy="4985385"/>
             <wp:effectExtent l="0" t="0" r="0" b="0"/>
-            <wp:docPr id="10" name="Picture 10" descr="A screenshot of a computer&#10;&#10;AI-generated content may be incorrect."/>
+            <wp:docPr id="9" name="Picture 9" descr="A screenshot of a computer&#10;&#10;AI-generated content may be incorrect."/>
             <wp:cNvGraphicFramePr>
               <a:graphicFrameLocks xmlns:a="http://schemas.openxmlformats.org/drawingml/2006/main" noChangeAspect="1"/>
             </wp:cNvGraphicFramePr>
@@ -66,7 +59,7 @@
               <a:graphicData uri="http://schemas.openxmlformats.org/drawingml/2006/picture">
                 <pic:pic xmlns:pic="http://schemas.openxmlformats.org/drawingml/2006/picture">
                   <pic:nvPicPr>
-                    <pic:cNvPr id="10" name="Picture 10" descr="A screenshot of a computer&#10;&#10;AI-generated content may be incorrect."/>
+                    <pic:cNvPr id="9" name="Picture 9" descr="A screenshot of a computer&#10;&#10;AI-generated content may be incorrect."/>
                     <pic:cNvPicPr/>
                   </pic:nvPicPr>
                   <pic:blipFill>
@@ -102,10 +95,10 @@
         </w:rPr>
         <w:lastRenderedPageBreak/>
         <w:drawing>
-          <wp:inline distT="0" distB="0" distL="0" distR="0">
+          <wp:inline distT="0" distB="0" distL="0" distR="0" wp14:anchorId="1F426C33" wp14:editId="523DABAE">
             <wp:extent cx="8863330" cy="4985385"/>
             <wp:effectExtent l="0" t="0" r="0" b="0"/>
-            <wp:docPr id="11" name="Picture 11" descr="A screenshot of a computer&#10;&#10;AI-generated content may be incorrect."/>
+            <wp:docPr id="10" name="Picture 10" descr="A screenshot of a computer&#10;&#10;AI-generated content may be incorrect."/>
             <wp:cNvGraphicFramePr>
               <a:graphicFrameLocks xmlns:a="http://schemas.openxmlformats.org/drawingml/2006/main" noChangeAspect="1"/>
             </wp:cNvGraphicFramePr>
@@ -113,7 +106,7 @@
               <a:graphicData uri="http://schemas.openxmlformats.org/drawingml/2006/picture">
                 <pic:pic xmlns:pic="http://schemas.openxmlformats.org/drawingml/2006/picture">
                   <pic:nvPicPr>
-                    <pic:cNvPr id="11" name="Picture 11" descr="A screenshot of a computer&#10;&#10;AI-generated content may be incorrect."/>
+                    <pic:cNvPr id="10" name="Picture 10" descr="A screenshot of a computer&#10;&#10;AI-generated content may be incorrect."/>
                     <pic:cNvPicPr/>
                   </pic:nvPicPr>
                   <pic:blipFill>
@@ -149,7 +142,54 @@
         </w:rPr>
         <w:lastRenderedPageBreak/>
         <w:drawing>
-          <wp:inline distT="0" distB="0" distL="0" distR="0">
+          <wp:inline distT="0" distB="0" distL="0" distR="0" wp14:anchorId="22F0132C" wp14:editId="6F1C341B">
+            <wp:extent cx="8863330" cy="4985385"/>
+            <wp:effectExtent l="0" t="0" r="0" b="0"/>
+            <wp:docPr id="11" name="Picture 11" descr="A screenshot of a computer&#10;&#10;AI-generated content may be incorrect."/>
+            <wp:cNvGraphicFramePr>
+              <a:graphicFrameLocks xmlns:a="http://schemas.openxmlformats.org/drawingml/2006/main" noChangeAspect="1"/>
+            </wp:cNvGraphicFramePr>
+            <a:graphic xmlns:a="http://schemas.openxmlformats.org/drawingml/2006/main">
+              <a:graphicData uri="http://schemas.openxmlformats.org/drawingml/2006/picture">
+                <pic:pic xmlns:pic="http://schemas.openxmlformats.org/drawingml/2006/picture">
+                  <pic:nvPicPr>
+                    <pic:cNvPr id="11" name="Picture 11" descr="A screenshot of a computer&#10;&#10;AI-generated content may be incorrect."/>
+                    <pic:cNvPicPr/>
+                  </pic:nvPicPr>
+                  <pic:blipFill>
+                    <a:blip r:embed="rId7">
+                      <a:extLst>
+                        <a:ext uri="{28A0092B-C50C-407E-A947-70E740481C1C}">
+                          <a14:useLocalDpi xmlns:a14="http://schemas.microsoft.com/office/drawing/2010/main" val="0"/>
+                        </a:ext>
+                      </a:extLst>
+                    </a:blip>
+                    <a:stretch>
+                      <a:fillRect/>
+                    </a:stretch>
+                  </pic:blipFill>
+                  <pic:spPr>
+                    <a:xfrm>
+                      <a:off x="0" y="0"/>
+                      <a:ext cx="8863330" cy="4985385"/>
+                    </a:xfrm>
+                    <a:prstGeom prst="rect">
+                      <a:avLst/>
+                    </a:prstGeom>
+                  </pic:spPr>
+                </pic:pic>
+              </a:graphicData>
+            </a:graphic>
+          </wp:inline>
+        </w:drawing>
+      </w:r>
+      <w:r>
+        <w:rPr>
+          <w:noProof/>
+        </w:rPr>
+        <w:lastRenderedPageBreak/>
+        <w:drawing>
+          <wp:inline distT="0" distB="0" distL="0" distR="0" wp14:anchorId="2807E7B2" wp14:editId="5250631E">
             <wp:extent cx="8863330" cy="4985385"/>
             <wp:effectExtent l="0" t="0" r="0" b="0"/>
             <wp:docPr id="12" name="Picture 12" descr="A screenshot of a computer&#10;&#10;AI-generated content may be incorrect."/>
@@ -164,7 +204,7 @@
                     <pic:cNvPicPr/>
                   </pic:nvPicPr>
                   <pic:blipFill>
-                    <a:blip r:embed="rId7">
+                    <a:blip r:embed="rId8">
                       <a:extLst>
                         <a:ext uri="{28A0092B-C50C-407E-A947-70E740481C1C}">
                           <a14:useLocalDpi xmlns:a14="http://schemas.microsoft.com/office/drawing/2010/main" val="0"/>
